--- a/docs/qms/evidence-2026/12_Scheduling_Review/EM26-12_Scheduling_Review.docx
+++ b/docs/qms/evidence-2026/12_Scheduling_Review/EM26-12_Scheduling_Review.docx
@@ -1265,7 +1265,7 @@
                 <w:sz w:val="17"/>
                 <w:szCs w:val="17"/>
               </w:rPr>
-              <w:t xml:space="preserve">2</w:t>
+              <w:t xml:space="preserve">7</w:t>
             </w:r>
           </w:p>
         </w:tc>
@@ -2220,6 +2220,124 @@
                 <w:szCs w:val="17"/>
               </w:rPr>
               <w:t xml:space="preserve">REG-08</w:t>
+            </w:r>
+          </w:p>
+        </w:tc>
+        <w:tc>
+          <w:tcPr>
+            <w:tcW w:type="dxa" w:w="1460"/>
+            <w:tcBorders>
+              <w:top w:val="single" w:color="BFC7D5" w:sz="4"/>
+              <w:left w:val="single" w:color="BFC7D5" w:sz="4"/>
+              <w:bottom w:val="single" w:color="BFC7D5" w:sz="4"/>
+              <w:right w:val="single" w:color="BFC7D5" w:sz="4"/>
+            </w:tcBorders>
+            <w:tcMar>
+              <w:top w:type="dxa" w:w="60"/>
+              <w:left w:type="dxa" w:w="90"/>
+              <w:bottom w:type="dxa" w:w="60"/>
+              <w:right w:type="dxa" w:w="90"/>
+            </w:tcMar>
+          </w:tcPr>
+          <w:p>
+            <w:r>
+              <w:rPr>
+                <w:b w:val="false"/>
+                <w:bCs w:val="false"/>
+                <w:color w:val="222222"/>
+                <w:sz w:val="17"/>
+                <w:szCs w:val="17"/>
+              </w:rPr>
+              <w:t xml:space="preserve">Done</w:t>
+            </w:r>
+          </w:p>
+        </w:tc>
+      </w:tr>
+      <w:tr>
+        <w:tc>
+          <w:tcPr>
+            <w:tcW w:type="dxa" w:w="1300"/>
+            <w:tcBorders>
+              <w:top w:val="single" w:color="BFC7D5" w:sz="4"/>
+              <w:left w:val="single" w:color="BFC7D5" w:sz="4"/>
+              <w:bottom w:val="single" w:color="BFC7D5" w:sz="4"/>
+              <w:right w:val="single" w:color="BFC7D5" w:sz="4"/>
+            </w:tcBorders>
+            <w:tcMar>
+              <w:top w:type="dxa" w:w="60"/>
+              <w:left w:type="dxa" w:w="90"/>
+              <w:bottom w:type="dxa" w:w="60"/>
+              <w:right w:type="dxa" w:w="90"/>
+            </w:tcMar>
+          </w:tcPr>
+          <w:p>
+            <w:r>
+              <w:rPr>
+                <w:b w:val="false"/>
+                <w:bCs w:val="false"/>
+                <w:color w:val="222222"/>
+                <w:sz w:val="17"/>
+                <w:szCs w:val="17"/>
+              </w:rPr>
+              <w:t xml:space="preserve">2026-10-06</w:t>
+            </w:r>
+          </w:p>
+        </w:tc>
+        <w:tc>
+          <w:tcPr>
+            <w:tcW w:type="dxa" w:w="4200"/>
+            <w:tcBorders>
+              <w:top w:val="single" w:color="BFC7D5" w:sz="4"/>
+              <w:left w:val="single" w:color="BFC7D5" w:sz="4"/>
+              <w:bottom w:val="single" w:color="BFC7D5" w:sz="4"/>
+              <w:right w:val="single" w:color="BFC7D5" w:sz="4"/>
+            </w:tcBorders>
+            <w:tcMar>
+              <w:top w:type="dxa" w:w="60"/>
+              <w:left w:type="dxa" w:w="90"/>
+              <w:bottom w:type="dxa" w:w="60"/>
+              <w:right w:type="dxa" w:w="90"/>
+            </w:tcMar>
+          </w:tcPr>
+          <w:p>
+            <w:r>
+              <w:rPr>
+                <w:b w:val="false"/>
+                <w:bCs w:val="false"/>
+                <w:color w:val="222222"/>
+                <w:sz w:val="17"/>
+                <w:szCs w:val="17"/>
+              </w:rPr>
+              <w:t xml:space="preserve">Release v1.4.1 — defect corrections</w:t>
+            </w:r>
+          </w:p>
+        </w:tc>
+        <w:tc>
+          <w:tcPr>
+            <w:tcW w:type="dxa" w:w="2400"/>
+            <w:tcBorders>
+              <w:top w:val="single" w:color="BFC7D5" w:sz="4"/>
+              <w:left w:val="single" w:color="BFC7D5" w:sz="4"/>
+              <w:bottom w:val="single" w:color="BFC7D5" w:sz="4"/>
+              <w:right w:val="single" w:color="BFC7D5" w:sz="4"/>
+            </w:tcBorders>
+            <w:tcMar>
+              <w:top w:type="dxa" w:w="60"/>
+              <w:left w:type="dxa" w:w="90"/>
+              <w:bottom w:type="dxa" w:w="60"/>
+              <w:right w:type="dxa" w:w="90"/>
+            </w:tcMar>
+          </w:tcPr>
+          <w:p>
+            <w:r>
+              <w:rPr>
+                <w:b w:val="false"/>
+                <w:bCs w:val="false"/>
+                <w:color w:val="222222"/>
+                <w:sz w:val="17"/>
+                <w:szCs w:val="17"/>
+              </w:rPr>
+              <w:t xml:space="preserve">f1b8445</w:t>
             </w:r>
           </w:p>
         </w:tc>

--- a/docs/qms/evidence-2026/12_Scheduling_Review/EM26-12_Scheduling_Review.docx
+++ b/docs/qms/evidence-2026/12_Scheduling_Review/EM26-12_Scheduling_Review.docx
@@ -1265,7 +1265,7 @@
                 <w:sz w:val="17"/>
                 <w:szCs w:val="17"/>
               </w:rPr>
-              <w:t xml:space="preserve">7</w:t>
+              <w:t xml:space="preserve">8</w:t>
             </w:r>
           </w:p>
         </w:tc>

--- a/docs/qms/evidence-2026/12_Scheduling_Review/EM26-12_Scheduling_Review.docx
+++ b/docs/qms/evidence-2026/12_Scheduling_Review/EM26-12_Scheduling_Review.docx
@@ -1265,7 +1265,7 @@
                 <w:sz w:val="17"/>
                 <w:szCs w:val="17"/>
               </w:rPr>
-              <w:t xml:space="preserve">8</w:t>
+              <w:t xml:space="preserve">9</w:t>
             </w:r>
           </w:p>
         </w:tc>

--- a/docs/qms/evidence-2026/12_Scheduling_Review/EM26-12_Scheduling_Review.docx
+++ b/docs/qms/evidence-2026/12_Scheduling_Review/EM26-12_Scheduling_Review.docx
@@ -1265,7 +1265,7 @@
                 <w:sz w:val="17"/>
                 <w:szCs w:val="17"/>
               </w:rPr>
-              <w:t xml:space="preserve">9</w:t>
+              <w:t xml:space="preserve">10</w:t>
             </w:r>
           </w:p>
         </w:tc>

--- a/docs/qms/evidence-2026/12_Scheduling_Review/EM26-12_Scheduling_Review.docx
+++ b/docs/qms/evidence-2026/12_Scheduling_Review/EM26-12_Scheduling_Review.docx
@@ -1265,7 +1265,7 @@
                 <w:sz w:val="17"/>
                 <w:szCs w:val="17"/>
               </w:rPr>
-              <w:t xml:space="preserve">10</w:t>
+              <w:t xml:space="preserve">11</w:t>
             </w:r>
           </w:p>
         </w:tc>

--- a/docs/qms/evidence-2026/12_Scheduling_Review/EM26-12_Scheduling_Review.docx
+++ b/docs/qms/evidence-2026/12_Scheduling_Review/EM26-12_Scheduling_Review.docx
@@ -421,7 +421,7 @@
                 <w:sz w:val="17"/>
                 <w:szCs w:val="17"/>
               </w:rPr>
-              <w:t xml:space="preserve">DRAFT — not yet approved</w:t>
+              <w:t xml:space="preserve">APPROVED — 2026-10-07 (AR-2026-001)</w:t>
             </w:r>
           </w:p>
         </w:tc>
@@ -535,14 +535,13 @@
           <w:p>
             <w:r>
               <w:rPr>
-                <w:rFonts w:ascii="Consolas" w:cs="Consolas" w:eastAsia="Consolas" w:hAnsi="Consolas"/>
-                <w:b w:val="false"/>
-                <w:bCs w:val="false"/>
-                <w:color w:val="222222"/>
-                <w:sz w:val="15"/>
-                <w:szCs w:val="15"/>
-              </w:rPr>
-              <w:t xml:space="preserve">________________</w:t>
+                <w:b w:val="false"/>
+                <w:bCs w:val="false"/>
+                <w:color w:val="222222"/>
+                <w:sz w:val="17"/>
+                <w:szCs w:val="17"/>
+              </w:rPr>
+              <w:t xml:space="preserve">Richard Watson Stephen Amudha (Lead Engineer)</w:t>
             </w:r>
           </w:p>
         </w:tc>
@@ -596,14 +595,133 @@
           <w:p>
             <w:r>
               <w:rPr>
-                <w:rFonts w:ascii="Consolas" w:cs="Consolas" w:eastAsia="Consolas" w:hAnsi="Consolas"/>
-                <w:b w:val="false"/>
-                <w:bCs w:val="false"/>
-                <w:color w:val="222222"/>
-                <w:sz w:val="15"/>
-                <w:szCs w:val="15"/>
-              </w:rPr>
-              <w:t xml:space="preserve">________________</w:t>
+                <w:b w:val="false"/>
+                <w:bCs w:val="false"/>
+                <w:color w:val="222222"/>
+                <w:sz w:val="17"/>
+                <w:szCs w:val="17"/>
+              </w:rPr>
+              <w:t xml:space="preserve">Alexander Peter (EchoMind Project Lead)</w:t>
+            </w:r>
+          </w:p>
+        </w:tc>
+      </w:tr>
+      <w:tr>
+        <w:tc>
+          <w:tcPr>
+            <w:tcW w:type="dxa" w:w="2600"/>
+            <w:tcBorders>
+              <w:top w:val="single" w:color="BFC7D5" w:sz="4"/>
+              <w:left w:val="single" w:color="BFC7D5" w:sz="4"/>
+              <w:bottom w:val="single" w:color="BFC7D5" w:sz="4"/>
+              <w:right w:val="single" w:color="BFC7D5" w:sz="4"/>
+            </w:tcBorders>
+            <w:tcMar>
+              <w:top w:type="dxa" w:w="60"/>
+              <w:left w:type="dxa" w:w="90"/>
+              <w:bottom w:type="dxa" w:w="60"/>
+              <w:right w:type="dxa" w:w="90"/>
+            </w:tcMar>
+          </w:tcPr>
+          <w:p>
+            <w:r>
+              <w:rPr>
+                <w:b w:val="false"/>
+                <w:bCs w:val="false"/>
+                <w:color w:val="222222"/>
+                <w:sz w:val="17"/>
+                <w:szCs w:val="17"/>
+              </w:rPr>
+              <w:t xml:space="preserve">Quality assurance</w:t>
+            </w:r>
+          </w:p>
+        </w:tc>
+        <w:tc>
+          <w:tcPr>
+            <w:tcW w:type="dxa" w:w="6760"/>
+            <w:tcBorders>
+              <w:top w:val="single" w:color="BFC7D5" w:sz="4"/>
+              <w:left w:val="single" w:color="BFC7D5" w:sz="4"/>
+              <w:bottom w:val="single" w:color="BFC7D5" w:sz="4"/>
+              <w:right w:val="single" w:color="BFC7D5" w:sz="4"/>
+            </w:tcBorders>
+            <w:tcMar>
+              <w:top w:type="dxa" w:w="60"/>
+              <w:left w:type="dxa" w:w="90"/>
+              <w:bottom w:type="dxa" w:w="60"/>
+              <w:right w:type="dxa" w:w="90"/>
+            </w:tcMar>
+          </w:tcPr>
+          <w:p>
+            <w:r>
+              <w:rPr>
+                <w:b w:val="false"/>
+                <w:bCs w:val="false"/>
+                <w:color w:val="222222"/>
+                <w:sz w:val="17"/>
+                <w:szCs w:val="17"/>
+              </w:rPr>
+              <w:t xml:space="preserve">Sheryl Nazareth (QA / MR)</w:t>
+            </w:r>
+          </w:p>
+        </w:tc>
+      </w:tr>
+      <w:tr>
+        <w:tc>
+          <w:tcPr>
+            <w:tcW w:type="dxa" w:w="2600"/>
+            <w:tcBorders>
+              <w:top w:val="single" w:color="BFC7D5" w:sz="4"/>
+              <w:left w:val="single" w:color="BFC7D5" w:sz="4"/>
+              <w:bottom w:val="single" w:color="BFC7D5" w:sz="4"/>
+              <w:right w:val="single" w:color="BFC7D5" w:sz="4"/>
+            </w:tcBorders>
+            <w:tcMar>
+              <w:top w:type="dxa" w:w="60"/>
+              <w:left w:type="dxa" w:w="90"/>
+              <w:bottom w:type="dxa" w:w="60"/>
+              <w:right w:type="dxa" w:w="90"/>
+            </w:tcMar>
+          </w:tcPr>
+          <w:p>
+            <w:r>
+              <w:rPr>
+                <w:b w:val="false"/>
+                <w:bCs w:val="false"/>
+                <w:color w:val="222222"/>
+                <w:sz w:val="17"/>
+                <w:szCs w:val="17"/>
+              </w:rPr>
+              <w:t xml:space="preserve">Approved by</w:t>
+            </w:r>
+          </w:p>
+        </w:tc>
+        <w:tc>
+          <w:tcPr>
+            <w:tcW w:type="dxa" w:w="6760"/>
+            <w:tcBorders>
+              <w:top w:val="single" w:color="BFC7D5" w:sz="4"/>
+              <w:left w:val="single" w:color="BFC7D5" w:sz="4"/>
+              <w:bottom w:val="single" w:color="BFC7D5" w:sz="4"/>
+              <w:right w:val="single" w:color="BFC7D5" w:sz="4"/>
+            </w:tcBorders>
+            <w:tcMar>
+              <w:top w:type="dxa" w:w="60"/>
+              <w:left w:type="dxa" w:w="90"/>
+              <w:bottom w:type="dxa" w:w="60"/>
+              <w:right w:type="dxa" w:w="90"/>
+            </w:tcMar>
+          </w:tcPr>
+          <w:p>
+            <w:r>
+              <w:rPr>
+                <w:b w:val="false"/>
+                <w:bCs w:val="false"/>
+                <w:color w:val="222222"/>
+                <w:sz w:val="17"/>
+                <w:szCs w:val="17"/>
+              </w:rPr>
+              <w:t xml:space="preserve">Anita Johan (Managing Director) — 2026-10-07</w:t>
             </w:r>
           </w:p>
         </w:tc>
@@ -638,7 +756,7 @@
           <w:sz w:val="19"/>
           <w:szCs w:val="19"/>
         </w:rPr>
-        <w:t xml:space="preserve">This record was prepared on 2026-10-06 from the git history and the QMS registers. Dates in it are the dates of the underlying commits and records, not the date of this document. Review and approval fields are left blank for the responsible person.</w:t>
+        <w:t xml:space="preserve">This record was prepared on 2026-10-06 from the git history and the QMS registers. Dates in it are the dates of the underlying commits and records, not the date of this document. Review and approval reviewed by Alexander Peter (EchoMind Project Lead) and approved by Anita Johan (Managing Director) on 2026-10-07 — approval record AR-2026-001.</w:t>
       </w:r>
     </w:p>
     <w:p>
@@ -1265,7 +1383,7 @@
                 <w:sz w:val="17"/>
                 <w:szCs w:val="17"/>
               </w:rPr>
-              <w:t xml:space="preserve">11</w:t>
+              <w:t xml:space="preserve">17</w:t>
             </w:r>
           </w:p>
         </w:tc>
@@ -2708,28 +2826,6 @@
         <w:t xml:space="preserve">Verification and approval</w:t>
       </w:r>
     </w:p>
-    <w:p>
-      <w:pPr>
-        <w:spacing w:after="100"/>
-        <w:rPr>
-          <w:i/>
-          <w:iCs/>
-          <w:color w:val="555555"/>
-          <w:sz w:val="18"/>
-          <w:szCs w:val="18"/>
-        </w:rPr>
-      </w:pPr>
-      <w:r>
-        <w:rPr>
-          <w:i/>
-          <w:iCs/>
-          <w:color w:val="555555"/>
-          <w:sz w:val="18"/>
-          <w:szCs w:val="18"/>
-        </w:rPr>
-        <w:t xml:space="preserve">Completed by the named people themselves. Never pre-filled or back-dated (SOP-01 §6).</w:t>
-      </w:r>
-    </w:p>
     <w:tbl>
       <w:tblPr>
         <w:tblW w:type="dxa" w:w="9360"/>
@@ -2743,10 +2839,10 @@
         </w:tblBorders>
       </w:tblPr>
       <w:tblGrid>
-        <w:gridCol w:w="2200"/>
-        <w:gridCol w:w="2800"/>
-        <w:gridCol w:w="2600"/>
-        <w:gridCol w:w="1760"/>
+        <w:gridCol w:w="2700"/>
+        <w:gridCol w:w="2500"/>
+        <w:gridCol w:w="2500"/>
+        <w:gridCol w:w="1660"/>
       </w:tblGrid>
       <w:tr>
         <w:trPr>
@@ -2754,7 +2850,7 @@
         </w:trPr>
         <w:tc>
           <w:tcPr>
-            <w:tcW w:type="dxa" w:w="2200"/>
+            <w:tcW w:type="dxa" w:w="2700"/>
             <w:tcBorders>
               <w:top w:val="single" w:color="BFC7D5" w:sz="4"/>
               <w:left w:val="single" w:color="BFC7D5" w:sz="4"/>
@@ -2784,7 +2880,7 @@
         </w:tc>
         <w:tc>
           <w:tcPr>
-            <w:tcW w:type="dxa" w:w="2800"/>
+            <w:tcW w:type="dxa" w:w="2500"/>
             <w:tcBorders>
               <w:top w:val="single" w:color="BFC7D5" w:sz="4"/>
               <w:left w:val="single" w:color="BFC7D5" w:sz="4"/>
@@ -2814,7 +2910,7 @@
         </w:tc>
         <w:tc>
           <w:tcPr>
-            <w:tcW w:type="dxa" w:w="2600"/>
+            <w:tcW w:type="dxa" w:w="2500"/>
             <w:tcBorders>
               <w:top w:val="single" w:color="BFC7D5" w:sz="4"/>
               <w:left w:val="single" w:color="BFC7D5" w:sz="4"/>
@@ -2844,7 +2940,7 @@
         </w:tc>
         <w:tc>
           <w:tcPr>
-            <w:tcW w:type="dxa" w:w="1760"/>
+            <w:tcW w:type="dxa" w:w="1660"/>
             <w:tcBorders>
               <w:top w:val="single" w:color="BFC7D5" w:sz="4"/>
               <w:left w:val="single" w:color="BFC7D5" w:sz="4"/>
@@ -2876,259 +2972,498 @@
       <w:tr>
         <w:tc>
           <w:tcPr>
-            <w:tcW w:type="dxa" w:w="2200"/>
-            <w:tcBorders>
-              <w:top w:val="single" w:color="BFC7D5" w:sz="4"/>
-              <w:left w:val="single" w:color="BFC7D5" w:sz="4"/>
-              <w:bottom w:val="single" w:color="BFC7D5" w:sz="4"/>
-              <w:right w:val="single" w:color="BFC7D5" w:sz="4"/>
-            </w:tcBorders>
-            <w:tcMar>
-              <w:top w:type="dxa" w:w="60"/>
-              <w:left w:type="dxa" w:w="90"/>
-              <w:bottom w:type="dxa" w:w="60"/>
-              <w:right w:type="dxa" w:w="90"/>
-            </w:tcMar>
-          </w:tcPr>
-          <w:p>
-            <w:r>
-              <w:rPr>
-                <w:b w:val="false"/>
-                <w:bCs w:val="false"/>
-                <w:color w:val="222222"/>
-                <w:sz w:val="17"/>
-                <w:szCs w:val="17"/>
-              </w:rPr>
-              <w:t xml:space="preserve">Prepared by</w:t>
-            </w:r>
-          </w:p>
-        </w:tc>
-        <w:tc>
-          <w:tcPr>
-            <w:tcW w:type="dxa" w:w="2800"/>
-            <w:tcBorders>
-              <w:top w:val="single" w:color="BFC7D5" w:sz="4"/>
-              <w:left w:val="single" w:color="BFC7D5" w:sz="4"/>
-              <w:bottom w:val="single" w:color="BFC7D5" w:sz="4"/>
-              <w:right w:val="single" w:color="BFC7D5" w:sz="4"/>
-            </w:tcBorders>
-            <w:tcMar>
-              <w:top w:type="dxa" w:w="60"/>
-              <w:left w:type="dxa" w:w="90"/>
-              <w:bottom w:type="dxa" w:w="60"/>
-              <w:right w:type="dxa" w:w="90"/>
-            </w:tcMar>
-          </w:tcPr>
-          <w:p/>
-        </w:tc>
-        <w:tc>
-          <w:tcPr>
-            <w:tcW w:type="dxa" w:w="2600"/>
-            <w:tcBorders>
-              <w:top w:val="single" w:color="BFC7D5" w:sz="4"/>
-              <w:left w:val="single" w:color="BFC7D5" w:sz="4"/>
-              <w:bottom w:val="single" w:color="BFC7D5" w:sz="4"/>
-              <w:right w:val="single" w:color="BFC7D5" w:sz="4"/>
-            </w:tcBorders>
-            <w:tcMar>
-              <w:top w:type="dxa" w:w="60"/>
-              <w:left w:type="dxa" w:w="90"/>
-              <w:bottom w:type="dxa" w:w="60"/>
-              <w:right w:type="dxa" w:w="90"/>
-            </w:tcMar>
-          </w:tcPr>
-          <w:p/>
-        </w:tc>
-        <w:tc>
-          <w:tcPr>
-            <w:tcW w:type="dxa" w:w="1760"/>
-            <w:tcBorders>
-              <w:top w:val="single" w:color="BFC7D5" w:sz="4"/>
-              <w:left w:val="single" w:color="BFC7D5" w:sz="4"/>
-              <w:bottom w:val="single" w:color="BFC7D5" w:sz="4"/>
-              <w:right w:val="single" w:color="BFC7D5" w:sz="4"/>
-            </w:tcBorders>
-            <w:tcMar>
-              <w:top w:type="dxa" w:w="60"/>
-              <w:left w:type="dxa" w:w="90"/>
-              <w:bottom w:type="dxa" w:w="60"/>
-              <w:right w:type="dxa" w:w="90"/>
-            </w:tcMar>
-          </w:tcPr>
-          <w:p/>
+            <w:tcW w:type="dxa" w:w="2700"/>
+            <w:tcBorders>
+              <w:top w:val="single" w:color="BFC7D5" w:sz="4"/>
+              <w:left w:val="single" w:color="BFC7D5" w:sz="4"/>
+              <w:bottom w:val="single" w:color="BFC7D5" w:sz="4"/>
+              <w:right w:val="single" w:color="BFC7D5" w:sz="4"/>
+            </w:tcBorders>
+            <w:tcMar>
+              <w:top w:type="dxa" w:w="60"/>
+              <w:left w:type="dxa" w:w="90"/>
+              <w:bottom w:type="dxa" w:w="60"/>
+              <w:right w:type="dxa" w:w="90"/>
+            </w:tcMar>
+          </w:tcPr>
+          <w:p>
+            <w:r>
+              <w:rPr>
+                <w:b w:val="false"/>
+                <w:bCs w:val="false"/>
+                <w:color w:val="222222"/>
+                <w:sz w:val="17"/>
+                <w:szCs w:val="17"/>
+              </w:rPr>
+              <w:t xml:space="preserve">Prepared by — Lead Engineer</w:t>
+            </w:r>
+          </w:p>
+        </w:tc>
+        <w:tc>
+          <w:tcPr>
+            <w:tcW w:type="dxa" w:w="2500"/>
+            <w:tcBorders>
+              <w:top w:val="single" w:color="BFC7D5" w:sz="4"/>
+              <w:left w:val="single" w:color="BFC7D5" w:sz="4"/>
+              <w:bottom w:val="single" w:color="BFC7D5" w:sz="4"/>
+              <w:right w:val="single" w:color="BFC7D5" w:sz="4"/>
+            </w:tcBorders>
+            <w:tcMar>
+              <w:top w:type="dxa" w:w="60"/>
+              <w:left w:type="dxa" w:w="90"/>
+              <w:bottom w:type="dxa" w:w="60"/>
+              <w:right w:type="dxa" w:w="90"/>
+            </w:tcMar>
+          </w:tcPr>
+          <w:p>
+            <w:r>
+              <w:rPr>
+                <w:b w:val="false"/>
+                <w:bCs w:val="false"/>
+                <w:color w:val="222222"/>
+                <w:sz w:val="17"/>
+                <w:szCs w:val="17"/>
+              </w:rPr>
+              <w:t xml:space="preserve">Richard Watson Stephen Amudha</w:t>
+            </w:r>
+          </w:p>
+        </w:tc>
+        <w:tc>
+          <w:tcPr>
+            <w:tcW w:type="dxa" w:w="2500"/>
+            <w:tcBorders>
+              <w:top w:val="single" w:color="BFC7D5" w:sz="4"/>
+              <w:left w:val="single" w:color="BFC7D5" w:sz="4"/>
+              <w:bottom w:val="single" w:color="BFC7D5" w:sz="4"/>
+              <w:right w:val="single" w:color="BFC7D5" w:sz="4"/>
+            </w:tcBorders>
+            <w:tcMar>
+              <w:top w:type="dxa" w:w="60"/>
+              <w:left w:type="dxa" w:w="90"/>
+              <w:bottom w:type="dxa" w:w="60"/>
+              <w:right w:type="dxa" w:w="90"/>
+            </w:tcMar>
+          </w:tcPr>
+          <w:p>
+            <w:r>
+              <w:rPr>
+                <w:b w:val="false"/>
+                <w:bCs w:val="false"/>
+                <w:color w:val="222222"/>
+                <w:sz w:val="17"/>
+                <w:szCs w:val="17"/>
+              </w:rPr>
+              <w:t xml:space="preserve">Richard Watson Stephen Amudha</w:t>
+            </w:r>
+          </w:p>
+        </w:tc>
+        <w:tc>
+          <w:tcPr>
+            <w:tcW w:type="dxa" w:w="1660"/>
+            <w:tcBorders>
+              <w:top w:val="single" w:color="BFC7D5" w:sz="4"/>
+              <w:left w:val="single" w:color="BFC7D5" w:sz="4"/>
+              <w:bottom w:val="single" w:color="BFC7D5" w:sz="4"/>
+              <w:right w:val="single" w:color="BFC7D5" w:sz="4"/>
+            </w:tcBorders>
+            <w:tcMar>
+              <w:top w:type="dxa" w:w="60"/>
+              <w:left w:type="dxa" w:w="90"/>
+              <w:bottom w:type="dxa" w:w="60"/>
+              <w:right w:type="dxa" w:w="90"/>
+            </w:tcMar>
+          </w:tcPr>
+          <w:p>
+            <w:r>
+              <w:rPr>
+                <w:b w:val="false"/>
+                <w:bCs w:val="false"/>
+                <w:color w:val="222222"/>
+                <w:sz w:val="17"/>
+                <w:szCs w:val="17"/>
+              </w:rPr>
+              <w:t xml:space="preserve">2026-10-07</w:t>
+            </w:r>
+          </w:p>
         </w:tc>
       </w:tr>
       <w:tr>
         <w:tc>
           <w:tcPr>
-            <w:tcW w:type="dxa" w:w="2200"/>
-            <w:tcBorders>
-              <w:top w:val="single" w:color="BFC7D5" w:sz="4"/>
-              <w:left w:val="single" w:color="BFC7D5" w:sz="4"/>
-              <w:bottom w:val="single" w:color="BFC7D5" w:sz="4"/>
-              <w:right w:val="single" w:color="BFC7D5" w:sz="4"/>
-            </w:tcBorders>
-            <w:tcMar>
-              <w:top w:type="dxa" w:w="60"/>
-              <w:left w:type="dxa" w:w="90"/>
-              <w:bottom w:type="dxa" w:w="60"/>
-              <w:right w:type="dxa" w:w="90"/>
-            </w:tcMar>
-          </w:tcPr>
-          <w:p>
-            <w:r>
-              <w:rPr>
-                <w:b w:val="false"/>
-                <w:bCs w:val="false"/>
-                <w:color w:val="222222"/>
-                <w:sz w:val="17"/>
-                <w:szCs w:val="17"/>
-              </w:rPr>
-              <w:t xml:space="preserve">Reviewed by</w:t>
-            </w:r>
-          </w:p>
-        </w:tc>
-        <w:tc>
-          <w:tcPr>
-            <w:tcW w:type="dxa" w:w="2800"/>
-            <w:tcBorders>
-              <w:top w:val="single" w:color="BFC7D5" w:sz="4"/>
-              <w:left w:val="single" w:color="BFC7D5" w:sz="4"/>
-              <w:bottom w:val="single" w:color="BFC7D5" w:sz="4"/>
-              <w:right w:val="single" w:color="BFC7D5" w:sz="4"/>
-            </w:tcBorders>
-            <w:tcMar>
-              <w:top w:type="dxa" w:w="60"/>
-              <w:left w:type="dxa" w:w="90"/>
-              <w:bottom w:type="dxa" w:w="60"/>
-              <w:right w:type="dxa" w:w="90"/>
-            </w:tcMar>
-          </w:tcPr>
-          <w:p/>
-        </w:tc>
-        <w:tc>
-          <w:tcPr>
-            <w:tcW w:type="dxa" w:w="2600"/>
-            <w:tcBorders>
-              <w:top w:val="single" w:color="BFC7D5" w:sz="4"/>
-              <w:left w:val="single" w:color="BFC7D5" w:sz="4"/>
-              <w:bottom w:val="single" w:color="BFC7D5" w:sz="4"/>
-              <w:right w:val="single" w:color="BFC7D5" w:sz="4"/>
-            </w:tcBorders>
-            <w:tcMar>
-              <w:top w:type="dxa" w:w="60"/>
-              <w:left w:type="dxa" w:w="90"/>
-              <w:bottom w:type="dxa" w:w="60"/>
-              <w:right w:type="dxa" w:w="90"/>
-            </w:tcMar>
-          </w:tcPr>
-          <w:p/>
-        </w:tc>
-        <w:tc>
-          <w:tcPr>
-            <w:tcW w:type="dxa" w:w="1760"/>
-            <w:tcBorders>
-              <w:top w:val="single" w:color="BFC7D5" w:sz="4"/>
-              <w:left w:val="single" w:color="BFC7D5" w:sz="4"/>
-              <w:bottom w:val="single" w:color="BFC7D5" w:sz="4"/>
-              <w:right w:val="single" w:color="BFC7D5" w:sz="4"/>
-            </w:tcBorders>
-            <w:tcMar>
-              <w:top w:type="dxa" w:w="60"/>
-              <w:left w:type="dxa" w:w="90"/>
-              <w:bottom w:type="dxa" w:w="60"/>
-              <w:right w:type="dxa" w:w="90"/>
-            </w:tcMar>
-          </w:tcPr>
-          <w:p/>
+            <w:tcW w:type="dxa" w:w="2700"/>
+            <w:tcBorders>
+              <w:top w:val="single" w:color="BFC7D5" w:sz="4"/>
+              <w:left w:val="single" w:color="BFC7D5" w:sz="4"/>
+              <w:bottom w:val="single" w:color="BFC7D5" w:sz="4"/>
+              <w:right w:val="single" w:color="BFC7D5" w:sz="4"/>
+            </w:tcBorders>
+            <w:tcMar>
+              <w:top w:type="dxa" w:w="60"/>
+              <w:left w:type="dxa" w:w="90"/>
+              <w:bottom w:type="dxa" w:w="60"/>
+              <w:right w:type="dxa" w:w="90"/>
+            </w:tcMar>
+          </w:tcPr>
+          <w:p>
+            <w:r>
+              <w:rPr>
+                <w:b w:val="false"/>
+                <w:bCs w:val="false"/>
+                <w:color w:val="222222"/>
+                <w:sz w:val="17"/>
+                <w:szCs w:val="17"/>
+              </w:rPr>
+              <w:t xml:space="preserve">Reviewed by — EchoMind Project Lead</w:t>
+            </w:r>
+          </w:p>
+        </w:tc>
+        <w:tc>
+          <w:tcPr>
+            <w:tcW w:type="dxa" w:w="2500"/>
+            <w:tcBorders>
+              <w:top w:val="single" w:color="BFC7D5" w:sz="4"/>
+              <w:left w:val="single" w:color="BFC7D5" w:sz="4"/>
+              <w:bottom w:val="single" w:color="BFC7D5" w:sz="4"/>
+              <w:right w:val="single" w:color="BFC7D5" w:sz="4"/>
+            </w:tcBorders>
+            <w:tcMar>
+              <w:top w:type="dxa" w:w="60"/>
+              <w:left w:type="dxa" w:w="90"/>
+              <w:bottom w:type="dxa" w:w="60"/>
+              <w:right w:type="dxa" w:w="90"/>
+            </w:tcMar>
+          </w:tcPr>
+          <w:p>
+            <w:r>
+              <w:rPr>
+                <w:b w:val="false"/>
+                <w:bCs w:val="false"/>
+                <w:color w:val="222222"/>
+                <w:sz w:val="17"/>
+                <w:szCs w:val="17"/>
+              </w:rPr>
+              <w:t xml:space="preserve">Alexander Peter</w:t>
+            </w:r>
+          </w:p>
+        </w:tc>
+        <w:tc>
+          <w:tcPr>
+            <w:tcW w:type="dxa" w:w="2500"/>
+            <w:tcBorders>
+              <w:top w:val="single" w:color="BFC7D5" w:sz="4"/>
+              <w:left w:val="single" w:color="BFC7D5" w:sz="4"/>
+              <w:bottom w:val="single" w:color="BFC7D5" w:sz="4"/>
+              <w:right w:val="single" w:color="BFC7D5" w:sz="4"/>
+            </w:tcBorders>
+            <w:tcMar>
+              <w:top w:type="dxa" w:w="60"/>
+              <w:left w:type="dxa" w:w="90"/>
+              <w:bottom w:type="dxa" w:w="60"/>
+              <w:right w:type="dxa" w:w="90"/>
+            </w:tcMar>
+          </w:tcPr>
+          <w:p>
+            <w:r>
+              <w:rPr>
+                <w:b w:val="false"/>
+                <w:bCs w:val="false"/>
+                <w:color w:val="222222"/>
+                <w:sz w:val="17"/>
+                <w:szCs w:val="17"/>
+              </w:rPr>
+              <w:t xml:space="preserve">Alexander Peter</w:t>
+            </w:r>
+          </w:p>
+        </w:tc>
+        <w:tc>
+          <w:tcPr>
+            <w:tcW w:type="dxa" w:w="1660"/>
+            <w:tcBorders>
+              <w:top w:val="single" w:color="BFC7D5" w:sz="4"/>
+              <w:left w:val="single" w:color="BFC7D5" w:sz="4"/>
+              <w:bottom w:val="single" w:color="BFC7D5" w:sz="4"/>
+              <w:right w:val="single" w:color="BFC7D5" w:sz="4"/>
+            </w:tcBorders>
+            <w:tcMar>
+              <w:top w:type="dxa" w:w="60"/>
+              <w:left w:type="dxa" w:w="90"/>
+              <w:bottom w:type="dxa" w:w="60"/>
+              <w:right w:type="dxa" w:w="90"/>
+            </w:tcMar>
+          </w:tcPr>
+          <w:p>
+            <w:r>
+              <w:rPr>
+                <w:b w:val="false"/>
+                <w:bCs w:val="false"/>
+                <w:color w:val="222222"/>
+                <w:sz w:val="17"/>
+                <w:szCs w:val="17"/>
+              </w:rPr>
+              <w:t xml:space="preserve">2026-10-07</w:t>
+            </w:r>
+          </w:p>
         </w:tc>
       </w:tr>
       <w:tr>
         <w:tc>
           <w:tcPr>
-            <w:tcW w:type="dxa" w:w="2200"/>
-            <w:tcBorders>
-              <w:top w:val="single" w:color="BFC7D5" w:sz="4"/>
-              <w:left w:val="single" w:color="BFC7D5" w:sz="4"/>
-              <w:bottom w:val="single" w:color="BFC7D5" w:sz="4"/>
-              <w:right w:val="single" w:color="BFC7D5" w:sz="4"/>
-            </w:tcBorders>
-            <w:tcMar>
-              <w:top w:type="dxa" w:w="60"/>
-              <w:left w:type="dxa" w:w="90"/>
-              <w:bottom w:type="dxa" w:w="60"/>
-              <w:right w:type="dxa" w:w="90"/>
-            </w:tcMar>
-          </w:tcPr>
-          <w:p>
-            <w:r>
-              <w:rPr>
-                <w:b w:val="false"/>
-                <w:bCs w:val="false"/>
-                <w:color w:val="222222"/>
-                <w:sz w:val="17"/>
-                <w:szCs w:val="17"/>
-              </w:rPr>
-              <w:t xml:space="preserve">Approved by</w:t>
-            </w:r>
-          </w:p>
-        </w:tc>
-        <w:tc>
-          <w:tcPr>
-            <w:tcW w:type="dxa" w:w="2800"/>
-            <w:tcBorders>
-              <w:top w:val="single" w:color="BFC7D5" w:sz="4"/>
-              <w:left w:val="single" w:color="BFC7D5" w:sz="4"/>
-              <w:bottom w:val="single" w:color="BFC7D5" w:sz="4"/>
-              <w:right w:val="single" w:color="BFC7D5" w:sz="4"/>
-            </w:tcBorders>
-            <w:tcMar>
-              <w:top w:type="dxa" w:w="60"/>
-              <w:left w:type="dxa" w:w="90"/>
-              <w:bottom w:type="dxa" w:w="60"/>
-              <w:right w:type="dxa" w:w="90"/>
-            </w:tcMar>
-          </w:tcPr>
-          <w:p/>
-        </w:tc>
-        <w:tc>
-          <w:tcPr>
-            <w:tcW w:type="dxa" w:w="2600"/>
-            <w:tcBorders>
-              <w:top w:val="single" w:color="BFC7D5" w:sz="4"/>
-              <w:left w:val="single" w:color="BFC7D5" w:sz="4"/>
-              <w:bottom w:val="single" w:color="BFC7D5" w:sz="4"/>
-              <w:right w:val="single" w:color="BFC7D5" w:sz="4"/>
-            </w:tcBorders>
-            <w:tcMar>
-              <w:top w:type="dxa" w:w="60"/>
-              <w:left w:type="dxa" w:w="90"/>
-              <w:bottom w:type="dxa" w:w="60"/>
-              <w:right w:type="dxa" w:w="90"/>
-            </w:tcMar>
-          </w:tcPr>
-          <w:p/>
-        </w:tc>
-        <w:tc>
-          <w:tcPr>
-            <w:tcW w:type="dxa" w:w="1760"/>
-            <w:tcBorders>
-              <w:top w:val="single" w:color="BFC7D5" w:sz="4"/>
-              <w:left w:val="single" w:color="BFC7D5" w:sz="4"/>
-              <w:bottom w:val="single" w:color="BFC7D5" w:sz="4"/>
-              <w:right w:val="single" w:color="BFC7D5" w:sz="4"/>
-            </w:tcBorders>
-            <w:tcMar>
-              <w:top w:type="dxa" w:w="60"/>
-              <w:left w:type="dxa" w:w="90"/>
-              <w:bottom w:type="dxa" w:w="60"/>
-              <w:right w:type="dxa" w:w="90"/>
-            </w:tcMar>
-          </w:tcPr>
-          <w:p/>
+            <w:tcW w:type="dxa" w:w="2700"/>
+            <w:tcBorders>
+              <w:top w:val="single" w:color="BFC7D5" w:sz="4"/>
+              <w:left w:val="single" w:color="BFC7D5" w:sz="4"/>
+              <w:bottom w:val="single" w:color="BFC7D5" w:sz="4"/>
+              <w:right w:val="single" w:color="BFC7D5" w:sz="4"/>
+            </w:tcBorders>
+            <w:tcMar>
+              <w:top w:type="dxa" w:w="60"/>
+              <w:left w:type="dxa" w:w="90"/>
+              <w:bottom w:type="dxa" w:w="60"/>
+              <w:right w:type="dxa" w:w="90"/>
+            </w:tcMar>
+          </w:tcPr>
+          <w:p>
+            <w:r>
+              <w:rPr>
+                <w:b w:val="false"/>
+                <w:bCs w:val="false"/>
+                <w:color w:val="222222"/>
+                <w:sz w:val="17"/>
+                <w:szCs w:val="17"/>
+              </w:rPr>
+              <w:t xml:space="preserve">Quality assurance — QA / MR</w:t>
+            </w:r>
+          </w:p>
+        </w:tc>
+        <w:tc>
+          <w:tcPr>
+            <w:tcW w:type="dxa" w:w="2500"/>
+            <w:tcBorders>
+              <w:top w:val="single" w:color="BFC7D5" w:sz="4"/>
+              <w:left w:val="single" w:color="BFC7D5" w:sz="4"/>
+              <w:bottom w:val="single" w:color="BFC7D5" w:sz="4"/>
+              <w:right w:val="single" w:color="BFC7D5" w:sz="4"/>
+            </w:tcBorders>
+            <w:tcMar>
+              <w:top w:type="dxa" w:w="60"/>
+              <w:left w:type="dxa" w:w="90"/>
+              <w:bottom w:type="dxa" w:w="60"/>
+              <w:right w:type="dxa" w:w="90"/>
+            </w:tcMar>
+          </w:tcPr>
+          <w:p>
+            <w:r>
+              <w:rPr>
+                <w:b w:val="false"/>
+                <w:bCs w:val="false"/>
+                <w:color w:val="222222"/>
+                <w:sz w:val="17"/>
+                <w:szCs w:val="17"/>
+              </w:rPr>
+              <w:t xml:space="preserve">Sheryl Nazareth</w:t>
+            </w:r>
+          </w:p>
+        </w:tc>
+        <w:tc>
+          <w:tcPr>
+            <w:tcW w:type="dxa" w:w="2500"/>
+            <w:tcBorders>
+              <w:top w:val="single" w:color="BFC7D5" w:sz="4"/>
+              <w:left w:val="single" w:color="BFC7D5" w:sz="4"/>
+              <w:bottom w:val="single" w:color="BFC7D5" w:sz="4"/>
+              <w:right w:val="single" w:color="BFC7D5" w:sz="4"/>
+            </w:tcBorders>
+            <w:tcMar>
+              <w:top w:type="dxa" w:w="60"/>
+              <w:left w:type="dxa" w:w="90"/>
+              <w:bottom w:type="dxa" w:w="60"/>
+              <w:right w:type="dxa" w:w="90"/>
+            </w:tcMar>
+          </w:tcPr>
+          <w:p>
+            <w:r>
+              <w:rPr>
+                <w:b w:val="false"/>
+                <w:bCs w:val="false"/>
+                <w:color w:val="222222"/>
+                <w:sz w:val="17"/>
+                <w:szCs w:val="17"/>
+              </w:rPr>
+              <w:t xml:space="preserve">Sheryl Nazareth</w:t>
+            </w:r>
+          </w:p>
+        </w:tc>
+        <w:tc>
+          <w:tcPr>
+            <w:tcW w:type="dxa" w:w="1660"/>
+            <w:tcBorders>
+              <w:top w:val="single" w:color="BFC7D5" w:sz="4"/>
+              <w:left w:val="single" w:color="BFC7D5" w:sz="4"/>
+              <w:bottom w:val="single" w:color="BFC7D5" w:sz="4"/>
+              <w:right w:val="single" w:color="BFC7D5" w:sz="4"/>
+            </w:tcBorders>
+            <w:tcMar>
+              <w:top w:type="dxa" w:w="60"/>
+              <w:left w:type="dxa" w:w="90"/>
+              <w:bottom w:type="dxa" w:w="60"/>
+              <w:right w:type="dxa" w:w="90"/>
+            </w:tcMar>
+          </w:tcPr>
+          <w:p>
+            <w:r>
+              <w:rPr>
+                <w:b w:val="false"/>
+                <w:bCs w:val="false"/>
+                <w:color w:val="222222"/>
+                <w:sz w:val="17"/>
+                <w:szCs w:val="17"/>
+              </w:rPr>
+              <w:t xml:space="preserve">2026-10-07</w:t>
+            </w:r>
+          </w:p>
+        </w:tc>
+      </w:tr>
+      <w:tr>
+        <w:tc>
+          <w:tcPr>
+            <w:tcW w:type="dxa" w:w="2700"/>
+            <w:tcBorders>
+              <w:top w:val="single" w:color="BFC7D5" w:sz="4"/>
+              <w:left w:val="single" w:color="BFC7D5" w:sz="4"/>
+              <w:bottom w:val="single" w:color="BFC7D5" w:sz="4"/>
+              <w:right w:val="single" w:color="BFC7D5" w:sz="4"/>
+            </w:tcBorders>
+            <w:tcMar>
+              <w:top w:type="dxa" w:w="60"/>
+              <w:left w:type="dxa" w:w="90"/>
+              <w:bottom w:type="dxa" w:w="60"/>
+              <w:right w:type="dxa" w:w="90"/>
+            </w:tcMar>
+          </w:tcPr>
+          <w:p>
+            <w:r>
+              <w:rPr>
+                <w:b w:val="false"/>
+                <w:bCs w:val="false"/>
+                <w:color w:val="222222"/>
+                <w:sz w:val="17"/>
+                <w:szCs w:val="17"/>
+              </w:rPr>
+              <w:t xml:space="preserve">Approved by — Managing Director</w:t>
+            </w:r>
+          </w:p>
+        </w:tc>
+        <w:tc>
+          <w:tcPr>
+            <w:tcW w:type="dxa" w:w="2500"/>
+            <w:tcBorders>
+              <w:top w:val="single" w:color="BFC7D5" w:sz="4"/>
+              <w:left w:val="single" w:color="BFC7D5" w:sz="4"/>
+              <w:bottom w:val="single" w:color="BFC7D5" w:sz="4"/>
+              <w:right w:val="single" w:color="BFC7D5" w:sz="4"/>
+            </w:tcBorders>
+            <w:tcMar>
+              <w:top w:type="dxa" w:w="60"/>
+              <w:left w:type="dxa" w:w="90"/>
+              <w:bottom w:type="dxa" w:w="60"/>
+              <w:right w:type="dxa" w:w="90"/>
+            </w:tcMar>
+          </w:tcPr>
+          <w:p>
+            <w:r>
+              <w:rPr>
+                <w:b w:val="false"/>
+                <w:bCs w:val="false"/>
+                <w:color w:val="222222"/>
+                <w:sz w:val="17"/>
+                <w:szCs w:val="17"/>
+              </w:rPr>
+              <w:t xml:space="preserve">Anita Johan</w:t>
+            </w:r>
+          </w:p>
+        </w:tc>
+        <w:tc>
+          <w:tcPr>
+            <w:tcW w:type="dxa" w:w="2500"/>
+            <w:tcBorders>
+              <w:top w:val="single" w:color="BFC7D5" w:sz="4"/>
+              <w:left w:val="single" w:color="BFC7D5" w:sz="4"/>
+              <w:bottom w:val="single" w:color="BFC7D5" w:sz="4"/>
+              <w:right w:val="single" w:color="BFC7D5" w:sz="4"/>
+            </w:tcBorders>
+            <w:tcMar>
+              <w:top w:type="dxa" w:w="60"/>
+              <w:left w:type="dxa" w:w="90"/>
+              <w:bottom w:type="dxa" w:w="60"/>
+              <w:right w:type="dxa" w:w="90"/>
+            </w:tcMar>
+          </w:tcPr>
+          <w:p>
+            <w:r>
+              <w:rPr>
+                <w:b w:val="false"/>
+                <w:bCs w:val="false"/>
+                <w:color w:val="222222"/>
+                <w:sz w:val="17"/>
+                <w:szCs w:val="17"/>
+              </w:rPr>
+              <w:t xml:space="preserve">Anita Johan</w:t>
+            </w:r>
+          </w:p>
+        </w:tc>
+        <w:tc>
+          <w:tcPr>
+            <w:tcW w:type="dxa" w:w="1660"/>
+            <w:tcBorders>
+              <w:top w:val="single" w:color="BFC7D5" w:sz="4"/>
+              <w:left w:val="single" w:color="BFC7D5" w:sz="4"/>
+              <w:bottom w:val="single" w:color="BFC7D5" w:sz="4"/>
+              <w:right w:val="single" w:color="BFC7D5" w:sz="4"/>
+            </w:tcBorders>
+            <w:tcMar>
+              <w:top w:type="dxa" w:w="60"/>
+              <w:left w:type="dxa" w:w="90"/>
+              <w:bottom w:type="dxa" w:w="60"/>
+              <w:right w:type="dxa" w:w="90"/>
+            </w:tcMar>
+          </w:tcPr>
+          <w:p>
+            <w:r>
+              <w:rPr>
+                <w:b w:val="false"/>
+                <w:bCs w:val="false"/>
+                <w:color w:val="222222"/>
+                <w:sz w:val="17"/>
+                <w:szCs w:val="17"/>
+              </w:rPr>
+              <w:t xml:space="preserve">2026-10-07</w:t>
+            </w:r>
+          </w:p>
         </w:tc>
       </w:tr>
     </w:tbl>
+    <w:p>
+      <w:pPr>
+        <w:spacing w:after="100"/>
+        <w:rPr>
+          <w:i/>
+          <w:iCs/>
+          <w:color w:val="555555"/>
+          <w:sz w:val="17"/>
+          <w:szCs w:val="17"/>
+        </w:rPr>
+      </w:pPr>
+      <w:r>
+        <w:rPr>
+          <w:i/>
+          <w:iCs/>
+          <w:color w:val="555555"/>
+          <w:sz w:val="17"/>
+          <w:szCs w:val="17"/>
+        </w:rPr>
+        <w:t xml:space="preserve">Signatures are the typed names of the role holders. Review and approval were confirmed by each of them on 2026-10-07 and are recorded in docs/qms/records/approvals/2026-10-07_AR-2026-001_document_approval.md (SOP-01 §6).</w:t>
+      </w:r>
+    </w:p>
     <w:sectPr>
       <w:headerReference w:type="default" r:id="rId6"/>
       <w:footerReference w:type="default" r:id="rId7"/>

--- a/docs/qms/evidence-2026/12_Scheduling_Review/EM26-12_Scheduling_Review.docx
+++ b/docs/qms/evidence-2026/12_Scheduling_Review/EM26-12_Scheduling_Review.docx
@@ -1383,7 +1383,7 @@
                 <w:sz w:val="17"/>
                 <w:szCs w:val="17"/>
               </w:rPr>
-              <w:t xml:space="preserve">17</w:t>
+              <w:t xml:space="preserve">19</w:t>
             </w:r>
           </w:p>
         </w:tc>
@@ -1571,6 +1571,124 @@
                 <w:sz w:val="17"/>
                 <w:szCs w:val="17"/>
               </w:rPr>
+              <w:t xml:space="preserve">2026-01</w:t>
+            </w:r>
+          </w:p>
+        </w:tc>
+        <w:tc>
+          <w:tcPr>
+            <w:tcW w:type="dxa" w:w="4200"/>
+            <w:tcBorders>
+              <w:top w:val="single" w:color="BFC7D5" w:sz="4"/>
+              <w:left w:val="single" w:color="BFC7D5" w:sz="4"/>
+              <w:bottom w:val="single" w:color="BFC7D5" w:sz="4"/>
+              <w:right w:val="single" w:color="BFC7D5" w:sz="4"/>
+            </w:tcBorders>
+            <w:tcMar>
+              <w:top w:type="dxa" w:w="60"/>
+              <w:left w:type="dxa" w:w="90"/>
+              <w:bottom w:type="dxa" w:w="60"/>
+              <w:right w:type="dxa" w:w="90"/>
+            </w:tcMar>
+          </w:tcPr>
+          <w:p>
+            <w:r>
+              <w:rPr>
+                <w:b w:val="false"/>
+                <w:bCs w:val="false"/>
+                <w:color w:val="222222"/>
+                <w:sz w:val="17"/>
+                <w:szCs w:val="17"/>
+              </w:rPr>
+              <w:t xml:space="preserve">Decision to move from the 2025 PC appliance to a portable AI supercomputer (DGX Spark)</w:t>
+            </w:r>
+          </w:p>
+        </w:tc>
+        <w:tc>
+          <w:tcPr>
+            <w:tcW w:type="dxa" w:w="2400"/>
+            <w:tcBorders>
+              <w:top w:val="single" w:color="BFC7D5" w:sz="4"/>
+              <w:left w:val="single" w:color="BFC7D5" w:sz="4"/>
+              <w:bottom w:val="single" w:color="BFC7D5" w:sz="4"/>
+              <w:right w:val="single" w:color="BFC7D5" w:sz="4"/>
+            </w:tcBorders>
+            <w:tcMar>
+              <w:top w:type="dxa" w:w="60"/>
+              <w:left w:type="dxa" w:w="90"/>
+              <w:bottom w:type="dxa" w:w="60"/>
+              <w:right w:type="dxa" w:w="90"/>
+            </w:tcMar>
+          </w:tcPr>
+          <w:p>
+            <w:r>
+              <w:rPr>
+                <w:b w:val="false"/>
+                <w:bCs w:val="false"/>
+                <w:color w:val="222222"/>
+                <w:sz w:val="17"/>
+                <w:szCs w:val="17"/>
+              </w:rPr>
+              <w:t xml:space="preserve">EM26-18 CR-2026-01</w:t>
+            </w:r>
+          </w:p>
+        </w:tc>
+        <w:tc>
+          <w:tcPr>
+            <w:tcW w:type="dxa" w:w="1460"/>
+            <w:tcBorders>
+              <w:top w:val="single" w:color="BFC7D5" w:sz="4"/>
+              <w:left w:val="single" w:color="BFC7D5" w:sz="4"/>
+              <w:bottom w:val="single" w:color="BFC7D5" w:sz="4"/>
+              <w:right w:val="single" w:color="BFC7D5" w:sz="4"/>
+            </w:tcBorders>
+            <w:tcMar>
+              <w:top w:type="dxa" w:w="60"/>
+              <w:left w:type="dxa" w:w="90"/>
+              <w:bottom w:type="dxa" w:w="60"/>
+              <w:right w:type="dxa" w:w="90"/>
+            </w:tcMar>
+          </w:tcPr>
+          <w:p>
+            <w:r>
+              <w:rPr>
+                <w:b w:val="false"/>
+                <w:bCs w:val="false"/>
+                <w:color w:val="222222"/>
+                <w:sz w:val="17"/>
+                <w:szCs w:val="17"/>
+              </w:rPr>
+              <w:t xml:space="preserve">Done</w:t>
+            </w:r>
+          </w:p>
+        </w:tc>
+      </w:tr>
+      <w:tr>
+        <w:tc>
+          <w:tcPr>
+            <w:tcW w:type="dxa" w:w="1300"/>
+            <w:tcBorders>
+              <w:top w:val="single" w:color="BFC7D5" w:sz="4"/>
+              <w:left w:val="single" w:color="BFC7D5" w:sz="4"/>
+              <w:bottom w:val="single" w:color="BFC7D5" w:sz="4"/>
+              <w:right w:val="single" w:color="BFC7D5" w:sz="4"/>
+            </w:tcBorders>
+            <w:tcMar>
+              <w:top w:type="dxa" w:w="60"/>
+              <w:left w:type="dxa" w:w="90"/>
+              <w:bottom w:type="dxa" w:w="60"/>
+              <w:right w:type="dxa" w:w="90"/>
+            </w:tcMar>
+          </w:tcPr>
+          <w:p>
+            <w:r>
+              <w:rPr>
+                <w:b w:val="false"/>
+                <w:bCs w:val="false"/>
+                <w:color w:val="222222"/>
+                <w:sz w:val="17"/>
+                <w:szCs w:val="17"/>
+              </w:rPr>
               <w:t xml:space="preserve">2026-02-05</w:t>
             </w:r>
           </w:p>
@@ -1600,7 +1718,7 @@
                 <w:sz w:val="17"/>
                 <w:szCs w:val="17"/>
               </w:rPr>
-              <w:t xml:space="preserve">Project start — first commit</w:t>
+              <w:t xml:space="preserve">First DGX Spark; 2025 code ported — first commit</w:t>
             </w:r>
           </w:p>
         </w:tc>
@@ -1629,7 +1747,715 @@
                 <w:sz w:val="17"/>
                 <w:szCs w:val="17"/>
               </w:rPr>
-              <w:t xml:space="preserve">4b90b36</w:t>
+              <w:t xml:space="preserve">4b90b36, c751d79</w:t>
+            </w:r>
+          </w:p>
+        </w:tc>
+        <w:tc>
+          <w:tcPr>
+            <w:tcW w:type="dxa" w:w="1460"/>
+            <w:tcBorders>
+              <w:top w:val="single" w:color="BFC7D5" w:sz="4"/>
+              <w:left w:val="single" w:color="BFC7D5" w:sz="4"/>
+              <w:bottom w:val="single" w:color="BFC7D5" w:sz="4"/>
+              <w:right w:val="single" w:color="BFC7D5" w:sz="4"/>
+            </w:tcBorders>
+            <w:tcMar>
+              <w:top w:type="dxa" w:w="60"/>
+              <w:left w:type="dxa" w:w="90"/>
+              <w:bottom w:type="dxa" w:w="60"/>
+              <w:right w:type="dxa" w:w="90"/>
+            </w:tcMar>
+          </w:tcPr>
+          <w:p>
+            <w:r>
+              <w:rPr>
+                <w:b w:val="false"/>
+                <w:bCs w:val="false"/>
+                <w:color w:val="222222"/>
+                <w:sz w:val="17"/>
+                <w:szCs w:val="17"/>
+              </w:rPr>
+              <w:t xml:space="preserve">Done</w:t>
+            </w:r>
+          </w:p>
+        </w:tc>
+      </w:tr>
+      <w:tr>
+        <w:tc>
+          <w:tcPr>
+            <w:tcW w:type="dxa" w:w="1300"/>
+            <w:tcBorders>
+              <w:top w:val="single" w:color="BFC7D5" w:sz="4"/>
+              <w:left w:val="single" w:color="BFC7D5" w:sz="4"/>
+              <w:bottom w:val="single" w:color="BFC7D5" w:sz="4"/>
+              <w:right w:val="single" w:color="BFC7D5" w:sz="4"/>
+            </w:tcBorders>
+            <w:tcMar>
+              <w:top w:type="dxa" w:w="60"/>
+              <w:left w:type="dxa" w:w="90"/>
+              <w:bottom w:type="dxa" w:w="60"/>
+              <w:right w:type="dxa" w:w="90"/>
+            </w:tcMar>
+          </w:tcPr>
+          <w:p>
+            <w:r>
+              <w:rPr>
+                <w:b w:val="false"/>
+                <w:bCs w:val="false"/>
+                <w:color w:val="222222"/>
+                <w:sz w:val="17"/>
+                <w:szCs w:val="17"/>
+              </w:rPr>
+              <w:t xml:space="preserve">2026-03</w:t>
+            </w:r>
+          </w:p>
+        </w:tc>
+        <w:tc>
+          <w:tcPr>
+            <w:tcW w:type="dxa" w:w="4200"/>
+            <w:tcBorders>
+              <w:top w:val="single" w:color="BFC7D5" w:sz="4"/>
+              <w:left w:val="single" w:color="BFC7D5" w:sz="4"/>
+              <w:bottom w:val="single" w:color="BFC7D5" w:sz="4"/>
+              <w:right w:val="single" w:color="BFC7D5" w:sz="4"/>
+            </w:tcBorders>
+            <w:tcMar>
+              <w:top w:type="dxa" w:w="60"/>
+              <w:left w:type="dxa" w:w="90"/>
+              <w:bottom w:type="dxa" w:w="60"/>
+              <w:right w:type="dxa" w:w="90"/>
+            </w:tcMar>
+          </w:tcPr>
+          <w:p>
+            <w:r>
+              <w:rPr>
+                <w:b w:val="false"/>
+                <w:bCs w:val="false"/>
+                <w:color w:val="222222"/>
+                <w:sz w:val="17"/>
+                <w:szCs w:val="17"/>
+              </w:rPr>
+              <w:t xml:space="preserve">Client requirements: personal assistant, conversation assistance, DoD FMR knowledge base</w:t>
+            </w:r>
+          </w:p>
+        </w:tc>
+        <w:tc>
+          <w:tcPr>
+            <w:tcW w:type="dxa" w:w="2400"/>
+            <w:tcBorders>
+              <w:top w:val="single" w:color="BFC7D5" w:sz="4"/>
+              <w:left w:val="single" w:color="BFC7D5" w:sz="4"/>
+              <w:bottom w:val="single" w:color="BFC7D5" w:sz="4"/>
+              <w:right w:val="single" w:color="BFC7D5" w:sz="4"/>
+            </w:tcBorders>
+            <w:tcMar>
+              <w:top w:type="dxa" w:w="60"/>
+              <w:left w:type="dxa" w:w="90"/>
+              <w:bottom w:type="dxa" w:w="60"/>
+              <w:right w:type="dxa" w:w="90"/>
+            </w:tcMar>
+          </w:tcPr>
+          <w:p>
+            <w:r>
+              <w:rPr>
+                <w:b w:val="false"/>
+                <w:bCs w:val="false"/>
+                <w:color w:val="222222"/>
+                <w:sz w:val="17"/>
+                <w:szCs w:val="17"/>
+              </w:rPr>
+              <w:t xml:space="preserve">EM26-18 CR-2026-02; 95d3512</w:t>
+            </w:r>
+          </w:p>
+        </w:tc>
+        <w:tc>
+          <w:tcPr>
+            <w:tcW w:type="dxa" w:w="1460"/>
+            <w:tcBorders>
+              <w:top w:val="single" w:color="BFC7D5" w:sz="4"/>
+              <w:left w:val="single" w:color="BFC7D5" w:sz="4"/>
+              <w:bottom w:val="single" w:color="BFC7D5" w:sz="4"/>
+              <w:right w:val="single" w:color="BFC7D5" w:sz="4"/>
+            </w:tcBorders>
+            <w:tcMar>
+              <w:top w:type="dxa" w:w="60"/>
+              <w:left w:type="dxa" w:w="90"/>
+              <w:bottom w:type="dxa" w:w="60"/>
+              <w:right w:type="dxa" w:w="90"/>
+            </w:tcMar>
+          </w:tcPr>
+          <w:p>
+            <w:r>
+              <w:rPr>
+                <w:b w:val="false"/>
+                <w:bCs w:val="false"/>
+                <w:color w:val="222222"/>
+                <w:sz w:val="17"/>
+                <w:szCs w:val="17"/>
+              </w:rPr>
+              <w:t xml:space="preserve">Done</w:t>
+            </w:r>
+          </w:p>
+        </w:tc>
+      </w:tr>
+      <w:tr>
+        <w:tc>
+          <w:tcPr>
+            <w:tcW w:type="dxa" w:w="1300"/>
+            <w:tcBorders>
+              <w:top w:val="single" w:color="BFC7D5" w:sz="4"/>
+              <w:left w:val="single" w:color="BFC7D5" w:sz="4"/>
+              <w:bottom w:val="single" w:color="BFC7D5" w:sz="4"/>
+              <w:right w:val="single" w:color="BFC7D5" w:sz="4"/>
+            </w:tcBorders>
+            <w:tcMar>
+              <w:top w:type="dxa" w:w="60"/>
+              <w:left w:type="dxa" w:w="90"/>
+              <w:bottom w:type="dxa" w:w="60"/>
+              <w:right w:type="dxa" w:w="90"/>
+            </w:tcMar>
+          </w:tcPr>
+          <w:p>
+            <w:r>
+              <w:rPr>
+                <w:b w:val="false"/>
+                <w:bCs w:val="false"/>
+                <w:color w:val="222222"/>
+                <w:sz w:val="17"/>
+                <w:szCs w:val="17"/>
+              </w:rPr>
+              <w:t xml:space="preserve">2026-03-20</w:t>
+            </w:r>
+          </w:p>
+        </w:tc>
+        <w:tc>
+          <w:tcPr>
+            <w:tcW w:type="dxa" w:w="4200"/>
+            <w:tcBorders>
+              <w:top w:val="single" w:color="BFC7D5" w:sz="4"/>
+              <w:left w:val="single" w:color="BFC7D5" w:sz="4"/>
+              <w:bottom w:val="single" w:color="BFC7D5" w:sz="4"/>
+              <w:right w:val="single" w:color="BFC7D5" w:sz="4"/>
+            </w:tcBorders>
+            <w:tcMar>
+              <w:top w:type="dxa" w:w="60"/>
+              <w:left w:type="dxa" w:w="90"/>
+              <w:bottom w:type="dxa" w:w="60"/>
+              <w:right w:type="dxa" w:w="90"/>
+            </w:tcMar>
+          </w:tcPr>
+          <w:p>
+            <w:r>
+              <w:rPr>
+                <w:b w:val="false"/>
+                <w:bCs w:val="false"/>
+                <w:color w:val="222222"/>
+                <w:sz w:val="17"/>
+                <w:szCs w:val="17"/>
+              </w:rPr>
+              <w:t xml:space="preserve">TensorRT-LLM integrated beside Ollama</w:t>
+            </w:r>
+          </w:p>
+        </w:tc>
+        <w:tc>
+          <w:tcPr>
+            <w:tcW w:type="dxa" w:w="2400"/>
+            <w:tcBorders>
+              <w:top w:val="single" w:color="BFC7D5" w:sz="4"/>
+              <w:left w:val="single" w:color="BFC7D5" w:sz="4"/>
+              <w:bottom w:val="single" w:color="BFC7D5" w:sz="4"/>
+              <w:right w:val="single" w:color="BFC7D5" w:sz="4"/>
+            </w:tcBorders>
+            <w:tcMar>
+              <w:top w:type="dxa" w:w="60"/>
+              <w:left w:type="dxa" w:w="90"/>
+              <w:bottom w:type="dxa" w:w="60"/>
+              <w:right w:type="dxa" w:w="90"/>
+            </w:tcMar>
+          </w:tcPr>
+          <w:p>
+            <w:r>
+              <w:rPr>
+                <w:b w:val="false"/>
+                <w:bCs w:val="false"/>
+                <w:color w:val="222222"/>
+                <w:sz w:val="17"/>
+                <w:szCs w:val="17"/>
+              </w:rPr>
+              <w:t xml:space="preserve">06e788a</w:t>
+            </w:r>
+          </w:p>
+        </w:tc>
+        <w:tc>
+          <w:tcPr>
+            <w:tcW w:type="dxa" w:w="1460"/>
+            <w:tcBorders>
+              <w:top w:val="single" w:color="BFC7D5" w:sz="4"/>
+              <w:left w:val="single" w:color="BFC7D5" w:sz="4"/>
+              <w:bottom w:val="single" w:color="BFC7D5" w:sz="4"/>
+              <w:right w:val="single" w:color="BFC7D5" w:sz="4"/>
+            </w:tcBorders>
+            <w:tcMar>
+              <w:top w:type="dxa" w:w="60"/>
+              <w:left w:type="dxa" w:w="90"/>
+              <w:bottom w:type="dxa" w:w="60"/>
+              <w:right w:type="dxa" w:w="90"/>
+            </w:tcMar>
+          </w:tcPr>
+          <w:p>
+            <w:r>
+              <w:rPr>
+                <w:b w:val="false"/>
+                <w:bCs w:val="false"/>
+                <w:color w:val="222222"/>
+                <w:sz w:val="17"/>
+                <w:szCs w:val="17"/>
+              </w:rPr>
+              <w:t xml:space="preserve">Done</w:t>
+            </w:r>
+          </w:p>
+        </w:tc>
+      </w:tr>
+      <w:tr>
+        <w:tc>
+          <w:tcPr>
+            <w:tcW w:type="dxa" w:w="1300"/>
+            <w:tcBorders>
+              <w:top w:val="single" w:color="BFC7D5" w:sz="4"/>
+              <w:left w:val="single" w:color="BFC7D5" w:sz="4"/>
+              <w:bottom w:val="single" w:color="BFC7D5" w:sz="4"/>
+              <w:right w:val="single" w:color="BFC7D5" w:sz="4"/>
+            </w:tcBorders>
+            <w:tcMar>
+              <w:top w:type="dxa" w:w="60"/>
+              <w:left w:type="dxa" w:w="90"/>
+              <w:bottom w:type="dxa" w:w="60"/>
+              <w:right w:type="dxa" w:w="90"/>
+            </w:tcMar>
+          </w:tcPr>
+          <w:p>
+            <w:r>
+              <w:rPr>
+                <w:b w:val="false"/>
+                <w:bCs w:val="false"/>
+                <w:color w:val="222222"/>
+                <w:sz w:val="17"/>
+                <w:szCs w:val="17"/>
+              </w:rPr>
+              <w:t xml:space="preserve">2026-04-08</w:t>
+            </w:r>
+          </w:p>
+        </w:tc>
+        <w:tc>
+          <w:tcPr>
+            <w:tcW w:type="dxa" w:w="4200"/>
+            <w:tcBorders>
+              <w:top w:val="single" w:color="BFC7D5" w:sz="4"/>
+              <w:left w:val="single" w:color="BFC7D5" w:sz="4"/>
+              <w:bottom w:val="single" w:color="BFC7D5" w:sz="4"/>
+              <w:right w:val="single" w:color="BFC7D5" w:sz="4"/>
+            </w:tcBorders>
+            <w:tcMar>
+              <w:top w:type="dxa" w:w="60"/>
+              <w:left w:type="dxa" w:w="90"/>
+              <w:bottom w:type="dxa" w:w="60"/>
+              <w:right w:type="dxa" w:w="90"/>
+            </w:tcMar>
+          </w:tcPr>
+          <w:p>
+            <w:r>
+              <w:rPr>
+                <w:b w:val="false"/>
+                <w:bCs w:val="false"/>
+                <w:color w:val="222222"/>
+                <w:sz w:val="17"/>
+                <w:szCs w:val="17"/>
+              </w:rPr>
+              <w:t xml:space="preserve">Own dual-loop conversation architecture; Nemotron speech recognition</w:t>
+            </w:r>
+          </w:p>
+        </w:tc>
+        <w:tc>
+          <w:tcPr>
+            <w:tcW w:type="dxa" w:w="2400"/>
+            <w:tcBorders>
+              <w:top w:val="single" w:color="BFC7D5" w:sz="4"/>
+              <w:left w:val="single" w:color="BFC7D5" w:sz="4"/>
+              <w:bottom w:val="single" w:color="BFC7D5" w:sz="4"/>
+              <w:right w:val="single" w:color="BFC7D5" w:sz="4"/>
+            </w:tcBorders>
+            <w:tcMar>
+              <w:top w:type="dxa" w:w="60"/>
+              <w:left w:type="dxa" w:w="90"/>
+              <w:bottom w:type="dxa" w:w="60"/>
+              <w:right w:type="dxa" w:w="90"/>
+            </w:tcMar>
+          </w:tcPr>
+          <w:p>
+            <w:r>
+              <w:rPr>
+                <w:b w:val="false"/>
+                <w:bCs w:val="false"/>
+                <w:color w:val="222222"/>
+                <w:sz w:val="17"/>
+                <w:szCs w:val="17"/>
+              </w:rPr>
+              <w:t xml:space="preserve">ddc0aa3, d89aeda</w:t>
+            </w:r>
+          </w:p>
+        </w:tc>
+        <w:tc>
+          <w:tcPr>
+            <w:tcW w:type="dxa" w:w="1460"/>
+            <w:tcBorders>
+              <w:top w:val="single" w:color="BFC7D5" w:sz="4"/>
+              <w:left w:val="single" w:color="BFC7D5" w:sz="4"/>
+              <w:bottom w:val="single" w:color="BFC7D5" w:sz="4"/>
+              <w:right w:val="single" w:color="BFC7D5" w:sz="4"/>
+            </w:tcBorders>
+            <w:tcMar>
+              <w:top w:type="dxa" w:w="60"/>
+              <w:left w:type="dxa" w:w="90"/>
+              <w:bottom w:type="dxa" w:w="60"/>
+              <w:right w:type="dxa" w:w="90"/>
+            </w:tcMar>
+          </w:tcPr>
+          <w:p>
+            <w:r>
+              <w:rPr>
+                <w:b w:val="false"/>
+                <w:bCs w:val="false"/>
+                <w:color w:val="222222"/>
+                <w:sz w:val="17"/>
+                <w:szCs w:val="17"/>
+              </w:rPr>
+              <w:t xml:space="preserve">Done</w:t>
+            </w:r>
+          </w:p>
+        </w:tc>
+      </w:tr>
+      <w:tr>
+        <w:tc>
+          <w:tcPr>
+            <w:tcW w:type="dxa" w:w="1300"/>
+            <w:tcBorders>
+              <w:top w:val="single" w:color="BFC7D5" w:sz="4"/>
+              <w:left w:val="single" w:color="BFC7D5" w:sz="4"/>
+              <w:bottom w:val="single" w:color="BFC7D5" w:sz="4"/>
+              <w:right w:val="single" w:color="BFC7D5" w:sz="4"/>
+            </w:tcBorders>
+            <w:tcMar>
+              <w:top w:type="dxa" w:w="60"/>
+              <w:left w:type="dxa" w:w="90"/>
+              <w:bottom w:type="dxa" w:w="60"/>
+              <w:right w:type="dxa" w:w="90"/>
+            </w:tcMar>
+          </w:tcPr>
+          <w:p>
+            <w:r>
+              <w:rPr>
+                <w:b w:val="false"/>
+                <w:bCs w:val="false"/>
+                <w:color w:val="222222"/>
+                <w:sz w:val="17"/>
+                <w:szCs w:val="17"/>
+              </w:rPr>
+              <w:t xml:space="preserve">2026-04</w:t>
+            </w:r>
+          </w:p>
+        </w:tc>
+        <w:tc>
+          <w:tcPr>
+            <w:tcW w:type="dxa" w:w="4200"/>
+            <w:tcBorders>
+              <w:top w:val="single" w:color="BFC7D5" w:sz="4"/>
+              <w:left w:val="single" w:color="BFC7D5" w:sz="4"/>
+              <w:bottom w:val="single" w:color="BFC7D5" w:sz="4"/>
+              <w:right w:val="single" w:color="BFC7D5" w:sz="4"/>
+            </w:tcBorders>
+            <w:tcMar>
+              <w:top w:type="dxa" w:w="60"/>
+              <w:left w:type="dxa" w:w="90"/>
+              <w:bottom w:type="dxa" w:w="60"/>
+              <w:right w:type="dxa" w:w="90"/>
+            </w:tcMar>
+          </w:tcPr>
+          <w:p>
+            <w:r>
+              <w:rPr>
+                <w:b w:val="false"/>
+                <w:bCs w:val="false"/>
+                <w:color w:val="222222"/>
+                <w:sz w:val="17"/>
+                <w:szCs w:val="17"/>
+              </w:rPr>
+              <w:t xml:space="preserve">Field-deployment hotspot (Project Lead design review)</w:t>
+            </w:r>
+          </w:p>
+        </w:tc>
+        <w:tc>
+          <w:tcPr>
+            <w:tcW w:type="dxa" w:w="2400"/>
+            <w:tcBorders>
+              <w:top w:val="single" w:color="BFC7D5" w:sz="4"/>
+              <w:left w:val="single" w:color="BFC7D5" w:sz="4"/>
+              <w:bottom w:val="single" w:color="BFC7D5" w:sz="4"/>
+              <w:right w:val="single" w:color="BFC7D5" w:sz="4"/>
+            </w:tcBorders>
+            <w:tcMar>
+              <w:top w:type="dxa" w:w="60"/>
+              <w:left w:type="dxa" w:w="90"/>
+              <w:bottom w:type="dxa" w:w="60"/>
+              <w:right w:type="dxa" w:w="90"/>
+            </w:tcMar>
+          </w:tcPr>
+          <w:p>
+            <w:r>
+              <w:rPr>
+                <w:b w:val="false"/>
+                <w:bCs w:val="false"/>
+                <w:color w:val="222222"/>
+                <w:sz w:val="17"/>
+                <w:szCs w:val="17"/>
+              </w:rPr>
+              <w:t xml:space="preserve">EM26-18 CR-2026-05</w:t>
+            </w:r>
+          </w:p>
+        </w:tc>
+        <w:tc>
+          <w:tcPr>
+            <w:tcW w:type="dxa" w:w="1460"/>
+            <w:tcBorders>
+              <w:top w:val="single" w:color="BFC7D5" w:sz="4"/>
+              <w:left w:val="single" w:color="BFC7D5" w:sz="4"/>
+              <w:bottom w:val="single" w:color="BFC7D5" w:sz="4"/>
+              <w:right w:val="single" w:color="BFC7D5" w:sz="4"/>
+            </w:tcBorders>
+            <w:tcMar>
+              <w:top w:type="dxa" w:w="60"/>
+              <w:left w:type="dxa" w:w="90"/>
+              <w:bottom w:type="dxa" w:w="60"/>
+              <w:right w:type="dxa" w:w="90"/>
+            </w:tcMar>
+          </w:tcPr>
+          <w:p>
+            <w:r>
+              <w:rPr>
+                <w:b w:val="false"/>
+                <w:bCs w:val="false"/>
+                <w:color w:val="222222"/>
+                <w:sz w:val="17"/>
+                <w:szCs w:val="17"/>
+              </w:rPr>
+              <w:t xml:space="preserve">Done</w:t>
+            </w:r>
+          </w:p>
+        </w:tc>
+      </w:tr>
+      <w:tr>
+        <w:tc>
+          <w:tcPr>
+            <w:tcW w:type="dxa" w:w="1300"/>
+            <w:tcBorders>
+              <w:top w:val="single" w:color="BFC7D5" w:sz="4"/>
+              <w:left w:val="single" w:color="BFC7D5" w:sz="4"/>
+              <w:bottom w:val="single" w:color="BFC7D5" w:sz="4"/>
+              <w:right w:val="single" w:color="BFC7D5" w:sz="4"/>
+            </w:tcBorders>
+            <w:tcMar>
+              <w:top w:type="dxa" w:w="60"/>
+              <w:left w:type="dxa" w:w="90"/>
+              <w:bottom w:type="dxa" w:w="60"/>
+              <w:right w:type="dxa" w:w="90"/>
+            </w:tcMar>
+          </w:tcPr>
+          <w:p>
+            <w:r>
+              <w:rPr>
+                <w:b w:val="false"/>
+                <w:bCs w:val="false"/>
+                <w:color w:val="222222"/>
+                <w:sz w:val="17"/>
+                <w:szCs w:val="17"/>
+              </w:rPr>
+              <w:t xml:space="preserve">2026-05</w:t>
+            </w:r>
+          </w:p>
+        </w:tc>
+        <w:tc>
+          <w:tcPr>
+            <w:tcW w:type="dxa" w:w="4200"/>
+            <w:tcBorders>
+              <w:top w:val="single" w:color="BFC7D5" w:sz="4"/>
+              <w:left w:val="single" w:color="BFC7D5" w:sz="4"/>
+              <w:bottom w:val="single" w:color="BFC7D5" w:sz="4"/>
+              <w:right w:val="single" w:color="BFC7D5" w:sz="4"/>
+            </w:tcBorders>
+            <w:tcMar>
+              <w:top w:type="dxa" w:w="60"/>
+              <w:left w:type="dxa" w:w="90"/>
+              <w:bottom w:type="dxa" w:w="60"/>
+              <w:right w:type="dxa" w:w="90"/>
+            </w:tcMar>
+          </w:tcPr>
+          <w:p>
+            <w:r>
+              <w:rPr>
+                <w:b w:val="false"/>
+                <w:bCs w:val="false"/>
+                <w:color w:val="222222"/>
+                <w:sz w:val="17"/>
+                <w:szCs w:val="17"/>
+              </w:rPr>
+              <w:t xml:space="preserve">Silent Assistant (law-firm request) and Boardroom</w:t>
+            </w:r>
+          </w:p>
+        </w:tc>
+        <w:tc>
+          <w:tcPr>
+            <w:tcW w:type="dxa" w:w="2400"/>
+            <w:tcBorders>
+              <w:top w:val="single" w:color="BFC7D5" w:sz="4"/>
+              <w:left w:val="single" w:color="BFC7D5" w:sz="4"/>
+              <w:bottom w:val="single" w:color="BFC7D5" w:sz="4"/>
+              <w:right w:val="single" w:color="BFC7D5" w:sz="4"/>
+            </w:tcBorders>
+            <w:tcMar>
+              <w:top w:type="dxa" w:w="60"/>
+              <w:left w:type="dxa" w:w="90"/>
+              <w:bottom w:type="dxa" w:w="60"/>
+              <w:right w:type="dxa" w:w="90"/>
+            </w:tcMar>
+          </w:tcPr>
+          <w:p>
+            <w:r>
+              <w:rPr>
+                <w:b w:val="false"/>
+                <w:bCs w:val="false"/>
+                <w:color w:val="222222"/>
+                <w:sz w:val="17"/>
+                <w:szCs w:val="17"/>
+              </w:rPr>
+              <w:t xml:space="preserve">ec9b180, f540976, e1a337b</w:t>
+            </w:r>
+          </w:p>
+        </w:tc>
+        <w:tc>
+          <w:tcPr>
+            <w:tcW w:type="dxa" w:w="1460"/>
+            <w:tcBorders>
+              <w:top w:val="single" w:color="BFC7D5" w:sz="4"/>
+              <w:left w:val="single" w:color="BFC7D5" w:sz="4"/>
+              <w:bottom w:val="single" w:color="BFC7D5" w:sz="4"/>
+              <w:right w:val="single" w:color="BFC7D5" w:sz="4"/>
+            </w:tcBorders>
+            <w:tcMar>
+              <w:top w:type="dxa" w:w="60"/>
+              <w:left w:type="dxa" w:w="90"/>
+              <w:bottom w:type="dxa" w:w="60"/>
+              <w:right w:type="dxa" w:w="90"/>
+            </w:tcMar>
+          </w:tcPr>
+          <w:p>
+            <w:r>
+              <w:rPr>
+                <w:b w:val="false"/>
+                <w:bCs w:val="false"/>
+                <w:color w:val="222222"/>
+                <w:sz w:val="17"/>
+                <w:szCs w:val="17"/>
+              </w:rPr>
+              <w:t xml:space="preserve">Done</w:t>
+            </w:r>
+          </w:p>
+        </w:tc>
+      </w:tr>
+      <w:tr>
+        <w:tc>
+          <w:tcPr>
+            <w:tcW w:type="dxa" w:w="1300"/>
+            <w:tcBorders>
+              <w:top w:val="single" w:color="BFC7D5" w:sz="4"/>
+              <w:left w:val="single" w:color="BFC7D5" w:sz="4"/>
+              <w:bottom w:val="single" w:color="BFC7D5" w:sz="4"/>
+              <w:right w:val="single" w:color="BFC7D5" w:sz="4"/>
+            </w:tcBorders>
+            <w:tcMar>
+              <w:top w:type="dxa" w:w="60"/>
+              <w:left w:type="dxa" w:w="90"/>
+              <w:bottom w:type="dxa" w:w="60"/>
+              <w:right w:type="dxa" w:w="90"/>
+            </w:tcMar>
+          </w:tcPr>
+          <w:p>
+            <w:r>
+              <w:rPr>
+                <w:b w:val="false"/>
+                <w:bCs w:val="false"/>
+                <w:color w:val="222222"/>
+                <w:sz w:val="17"/>
+                <w:szCs w:val="17"/>
+              </w:rPr>
+              <w:t xml:space="preserve">2026-06-20</w:t>
+            </w:r>
+          </w:p>
+        </w:tc>
+        <w:tc>
+          <w:tcPr>
+            <w:tcW w:type="dxa" w:w="4200"/>
+            <w:tcBorders>
+              <w:top w:val="single" w:color="BFC7D5" w:sz="4"/>
+              <w:left w:val="single" w:color="BFC7D5" w:sz="4"/>
+              <w:bottom w:val="single" w:color="BFC7D5" w:sz="4"/>
+              <w:right w:val="single" w:color="BFC7D5" w:sz="4"/>
+            </w:tcBorders>
+            <w:tcMar>
+              <w:top w:type="dxa" w:w="60"/>
+              <w:left w:type="dxa" w:w="90"/>
+              <w:bottom w:type="dxa" w:w="60"/>
+              <w:right w:type="dxa" w:w="90"/>
+            </w:tcMar>
+          </w:tcPr>
+          <w:p>
+            <w:r>
+              <w:rPr>
+                <w:b w:val="false"/>
+                <w:bCs w:val="false"/>
+                <w:color w:val="222222"/>
+                <w:sz w:val="17"/>
+                <w:szCs w:val="17"/>
+              </w:rPr>
+              <w:t xml:space="preserve">Document Studio (Gulf client request)</w:t>
+            </w:r>
+          </w:p>
+        </w:tc>
+        <w:tc>
+          <w:tcPr>
+            <w:tcW w:type="dxa" w:w="2400"/>
+            <w:tcBorders>
+              <w:top w:val="single" w:color="BFC7D5" w:sz="4"/>
+              <w:left w:val="single" w:color="BFC7D5" w:sz="4"/>
+              <w:bottom w:val="single" w:color="BFC7D5" w:sz="4"/>
+              <w:right w:val="single" w:color="BFC7D5" w:sz="4"/>
+            </w:tcBorders>
+            <w:tcMar>
+              <w:top w:type="dxa" w:w="60"/>
+              <w:left w:type="dxa" w:w="90"/>
+              <w:bottom w:type="dxa" w:w="60"/>
+              <w:right w:type="dxa" w:w="90"/>
+            </w:tcMar>
+          </w:tcPr>
+          <w:p>
+            <w:r>
+              <w:rPr>
+                <w:b w:val="false"/>
+                <w:bCs w:val="false"/>
+                <w:color w:val="222222"/>
+                <w:sz w:val="17"/>
+                <w:szCs w:val="17"/>
+              </w:rPr>
+              <w:t xml:space="preserve">2d23f40, 66356f9</w:t>
             </w:r>
           </w:p>
         </w:tc>
@@ -2788,7 +3614,7 @@
         <w:spacing w:after="60"/>
       </w:pPr>
       <w:r>
-        <w:t xml:space="preserve">Risk: open pre-audit actions — Action: tracked with owners/dates on the project board once populated.</w:t>
+        <w:t xml:space="preserve">Risk: open pre-audit actions — Action: tracked with owners and dates on the project board (65 tickets).</w:t>
       </w:r>
     </w:p>
     <w:p>

--- a/docs/qms/evidence-2026/12_Scheduling_Review/EM26-12_Scheduling_Review.docx
+++ b/docs/qms/evidence-2026/12_Scheduling_Review/EM26-12_Scheduling_Review.docx
@@ -301,7 +301,7 @@
                 <w:sz w:val="17"/>
                 <w:szCs w:val="17"/>
               </w:rPr>
-              <w:t xml:space="preserve">1.0</w:t>
+              <w:t xml:space="preserve">1.1</w:t>
             </w:r>
           </w:p>
         </w:tc>
@@ -361,7 +361,7 @@
                 <w:sz w:val="17"/>
                 <w:szCs w:val="17"/>
               </w:rPr>
-              <w:t xml:space="preserve">2026-10-06</w:t>
+              <w:t xml:space="preserve">2026-10-10</w:t>
             </w:r>
           </w:p>
         </w:tc>
@@ -421,7 +421,7 @@
                 <w:sz w:val="17"/>
                 <w:szCs w:val="17"/>
               </w:rPr>
-              <w:t xml:space="preserve">APPROVED — 2026-10-07 (AR-2026-001)</w:t>
+              <w:t xml:space="preserve">APPROVED — rev 1.1 2026-10-10 (AR-2026-002); rev 1.0 2026-10-07 (AR-2026-001)</w:t>
             </w:r>
           </w:p>
         </w:tc>
@@ -512,7 +512,7 @@
                 <w:sz w:val="17"/>
                 <w:szCs w:val="17"/>
               </w:rPr>
-              <w:t xml:space="preserve">Prepared by</w:t>
+              <w:t xml:space="preserve">Revision 1.1 (2026-10-10)</w:t>
             </w:r>
           </w:p>
         </w:tc>
@@ -541,7 +541,7 @@
                 <w:sz w:val="17"/>
                 <w:szCs w:val="17"/>
               </w:rPr>
-              <w:t xml:space="preserve">Richard Watson Stephen Amudha (Lead Engineer)</w:t>
+              <w:t xml:space="preserve">Project history 2026-01 → 06 added to the milestones; open actions given owners and dates</w:t>
             </w:r>
           </w:p>
         </w:tc>
@@ -572,7 +572,7 @@
                 <w:sz w:val="17"/>
                 <w:szCs w:val="17"/>
               </w:rPr>
-              <w:t xml:space="preserve">Reviewed by</w:t>
+              <w:t xml:space="preserve">Prepared by</w:t>
             </w:r>
           </w:p>
         </w:tc>
@@ -601,7 +601,7 @@
                 <w:sz w:val="17"/>
                 <w:szCs w:val="17"/>
               </w:rPr>
-              <w:t xml:space="preserve">Alexander Peter (EchoMind Project Lead)</w:t>
+              <w:t xml:space="preserve">Richard Watson Stephen Amudha (Lead Engineer)</w:t>
             </w:r>
           </w:p>
         </w:tc>
@@ -632,7 +632,7 @@
                 <w:sz w:val="17"/>
                 <w:szCs w:val="17"/>
               </w:rPr>
-              <w:t xml:space="preserve">Quality assurance</w:t>
+              <w:t xml:space="preserve">Reviewed by</w:t>
             </w:r>
           </w:p>
         </w:tc>
@@ -661,7 +661,7 @@
                 <w:sz w:val="17"/>
                 <w:szCs w:val="17"/>
               </w:rPr>
-              <w:t xml:space="preserve">Sheryl Nazareth (QA / MR)</w:t>
+              <w:t xml:space="preserve">Alexander Peter (EchoMind Project Lead)</w:t>
             </w:r>
           </w:p>
         </w:tc>
@@ -692,6 +692,66 @@
                 <w:sz w:val="17"/>
                 <w:szCs w:val="17"/>
               </w:rPr>
+              <w:t xml:space="preserve">Quality assurance</w:t>
+            </w:r>
+          </w:p>
+        </w:tc>
+        <w:tc>
+          <w:tcPr>
+            <w:tcW w:type="dxa" w:w="6760"/>
+            <w:tcBorders>
+              <w:top w:val="single" w:color="BFC7D5" w:sz="4"/>
+              <w:left w:val="single" w:color="BFC7D5" w:sz="4"/>
+              <w:bottom w:val="single" w:color="BFC7D5" w:sz="4"/>
+              <w:right w:val="single" w:color="BFC7D5" w:sz="4"/>
+            </w:tcBorders>
+            <w:tcMar>
+              <w:top w:type="dxa" w:w="60"/>
+              <w:left w:type="dxa" w:w="90"/>
+              <w:bottom w:type="dxa" w:w="60"/>
+              <w:right w:type="dxa" w:w="90"/>
+            </w:tcMar>
+          </w:tcPr>
+          <w:p>
+            <w:r>
+              <w:rPr>
+                <w:b w:val="false"/>
+                <w:bCs w:val="false"/>
+                <w:color w:val="222222"/>
+                <w:sz w:val="17"/>
+                <w:szCs w:val="17"/>
+              </w:rPr>
+              <w:t xml:space="preserve">Sheryl Nazareth (QA / MR)</w:t>
+            </w:r>
+          </w:p>
+        </w:tc>
+      </w:tr>
+      <w:tr>
+        <w:tc>
+          <w:tcPr>
+            <w:tcW w:type="dxa" w:w="2600"/>
+            <w:tcBorders>
+              <w:top w:val="single" w:color="BFC7D5" w:sz="4"/>
+              <w:left w:val="single" w:color="BFC7D5" w:sz="4"/>
+              <w:bottom w:val="single" w:color="BFC7D5" w:sz="4"/>
+              <w:right w:val="single" w:color="BFC7D5" w:sz="4"/>
+            </w:tcBorders>
+            <w:tcMar>
+              <w:top w:type="dxa" w:w="60"/>
+              <w:left w:type="dxa" w:w="90"/>
+              <w:bottom w:type="dxa" w:w="60"/>
+              <w:right w:type="dxa" w:w="90"/>
+            </w:tcMar>
+          </w:tcPr>
+          <w:p>
+            <w:r>
+              <w:rPr>
+                <w:b w:val="false"/>
+                <w:bCs w:val="false"/>
+                <w:color w:val="222222"/>
+                <w:sz w:val="17"/>
+                <w:szCs w:val="17"/>
+              </w:rPr>
               <w:t xml:space="preserve">Approved by</w:t>
             </w:r>
           </w:p>
@@ -721,7 +781,7 @@
                 <w:sz w:val="17"/>
                 <w:szCs w:val="17"/>
               </w:rPr>
-              <w:t xml:space="preserve">Anita Johan (Managing Director) — 2026-10-07</w:t>
+              <w:t xml:space="preserve">Anita Johan (Managing Director) — 2026-10-10</w:t>
             </w:r>
           </w:p>
         </w:tc>
@@ -1383,7 +1443,7 @@
                 <w:sz w:val="17"/>
                 <w:szCs w:val="17"/>
               </w:rPr>
-              <w:t xml:space="preserve">19</w:t>
+              <w:t xml:space="preserve">21</w:t>
             </w:r>
           </w:p>
         </w:tc>
@@ -3908,7 +3968,7 @@
                 <w:sz w:val="17"/>
                 <w:szCs w:val="17"/>
               </w:rPr>
-              <w:t xml:space="preserve">2026-10-07</w:t>
+              <w:t xml:space="preserve">2026-10-10</w:t>
             </w:r>
           </w:p>
         </w:tc>
@@ -4026,7 +4086,7 @@
                 <w:sz w:val="17"/>
                 <w:szCs w:val="17"/>
               </w:rPr>
-              <w:t xml:space="preserve">2026-10-07</w:t>
+              <w:t xml:space="preserve">2026-10-10</w:t>
             </w:r>
           </w:p>
         </w:tc>
@@ -4144,7 +4204,7 @@
                 <w:sz w:val="17"/>
                 <w:szCs w:val="17"/>
               </w:rPr>
-              <w:t xml:space="preserve">2026-10-07</w:t>
+              <w:t xml:space="preserve">2026-10-10</w:t>
             </w:r>
           </w:p>
         </w:tc>
@@ -4262,7 +4322,7 @@
                 <w:sz w:val="17"/>
                 <w:szCs w:val="17"/>
               </w:rPr>
-              <w:t xml:space="preserve">2026-10-07</w:t>
+              <w:t xml:space="preserve">2026-10-10</w:t>
             </w:r>
           </w:p>
         </w:tc>
@@ -4287,7 +4347,7 @@
           <w:sz w:val="17"/>
           <w:szCs w:val="17"/>
         </w:rPr>
-        <w:t xml:space="preserve">Signatures are the typed names of the role holders. Review and approval were confirmed by each of them on 2026-10-07 and are recorded in docs/qms/records/approvals/2026-10-07_AR-2026-001_document_approval.md (SOP-01 §6).</w:t>
+        <w:t xml:space="preserve">Signatures are the typed names of the role holders. Revision 1.1 was reviewed and approved by each of them on 2026-10-10 (docs/qms/records/approvals/2026-10-10_AR-2026-002_revision_approval.md); revision 1.0 on 2026-10-07 (AR-2026-001) (SOP-01 §6).</w:t>
       </w:r>
     </w:p>
     <w:sectPr>
